--- a/docs/content/linear_mixed_models/linear_mixed_models_lecture.docx
+++ b/docs/content/linear_mixed_models/linear_mixed_models_lecture.docx
@@ -11756,6 +11756,8 @@
     </w:tbl>
     <w:bookmarkEnd w:id="98"/>
     <w:sectPr>
+      <w:pgSz w:h="15840" w:w="12240"/>
+      <w:pgMar w:bottom="720" w:footer="360" w:gutter="0" w:header="360" w:left="1008" w:right="720" w:top="720"/>
       <w:footnotePr>
         <w:numRestart w:val="eachSect"/>
       </w:footnotePr>
@@ -12150,7 +12152,7 @@
     </w:rPrDefault>
     <w:pPrDefault>
       <w:pPr>
-        <w:spacing w:after="100"/>
+        <w:spacing w:after="100" w:before="0"/>
       </w:pPr>
     </w:pPrDefault>
   </w:docDefaults>
@@ -12165,7 +12167,7 @@
     <w:link w:val="BodyTextChar"/>
     <w:qFormat/>
     <w:pPr>
-      <w:spacing w:after="90" w:before="90"/>
+      <w:spacing w:after="90" w:before="0"/>
     </w:pPr>
   </w:style>
   <w:style w:customStyle="1" w:styleId="FirstParagraph" w:type="paragraph">
@@ -12179,7 +12181,7 @@
     <w:basedOn w:val="BodyText"/>
     <w:qFormat/>
     <w:pPr>
-      <w:spacing w:after="20" w:before="20"/>
+      <w:spacing w:after="20" w:before="0"/>
     </w:pPr>
   </w:style>
   <w:style w:styleId="Title" w:type="paragraph">
@@ -12191,7 +12193,7 @@
     <w:qFormat/>
     <w:rsid w:val="00A10FD9"/>
     <w:pPr>
-      <w:spacing w:after="60" w:line="240" w:lineRule="auto"/>
+      <w:spacing w:after="60" w:before="0" w:line="240" w:lineRule="auto"/>
       <w:contextualSpacing/>
       <w:jc w:val="center"/>
     </w:pPr>
@@ -12222,6 +12224,7 @@
     <w:qFormat/>
     <w:rsid w:val="00A10FD9"/>
     <w:pPr>
+      <w:spacing w:before="0"/>
       <w:numPr>
         <w:ilvl w:val="1"/>
       </w:numPr>
@@ -12253,6 +12256,7 @@
     <w:next w:val="BodyText"/>
     <w:qFormat/>
     <w:pPr>
+      <w:spacing w:before="0"/>
       <w:keepNext/>
       <w:keepLines/>
     </w:pPr>
@@ -12267,6 +12271,7 @@
     <w:next w:val="BodyText"/>
     <w:qFormat/>
     <w:pPr>
+      <w:spacing w:before="0"/>
       <w:keepNext/>
       <w:keepLines/>
     </w:pPr>
@@ -12283,7 +12288,7 @@
     <w:pPr>
       <w:keepNext/>
       <w:keepLines/>
-      <w:spacing w:after="0" w:before="300"/>
+      <w:spacing w:after="0" w:before="0"/>
       <w:jc w:val="center"/>
     </w:pPr>
     <w:rPr>
@@ -12300,7 +12305,7 @@
     <w:pPr>
       <w:keepNext/>
       <w:keepLines/>
-      <w:spacing w:after="300" w:before="100"/>
+      <w:spacing w:after="300" w:before="0"/>
     </w:pPr>
     <w:rPr>
       <w:sz w:val="20"/>
@@ -12326,7 +12331,7 @@
     <w:pPr>
       <w:keepNext/>
       <w:keepLines/>
-      <w:spacing w:after="60" w:before="200"/>
+      <w:spacing w:after="60" w:before="120"/>
       <w:outlineLvl w:val="0"/>
     </w:pPr>
     <w:rPr>
@@ -12349,7 +12354,7 @@
     <w:pPr>
       <w:keepNext/>
       <w:keepLines/>
-      <w:spacing w:after="50" w:before="140"/>
+      <w:spacing w:after="50" w:before="100"/>
       <w:outlineLvl w:val="1"/>
     </w:pPr>
     <w:rPr>
@@ -12372,7 +12377,7 @@
     <w:pPr>
       <w:keepNext/>
       <w:keepLines/>
-      <w:spacing w:after="40" w:before="120"/>
+      <w:spacing w:after="40" w:before="80"/>
       <w:outlineLvl w:val="2"/>
     </w:pPr>
     <w:rPr>
@@ -12418,7 +12423,7 @@
     <w:pPr>
       <w:keepNext/>
       <w:keepLines/>
-      <w:spacing w:after="40" w:before="80"/>
+      <w:spacing w:after="40" w:before="60"/>
       <w:outlineLvl w:val="4"/>
     </w:pPr>
     <w:rPr>
@@ -12439,7 +12444,7 @@
     <w:pPr>
       <w:keepNext/>
       <w:keepLines/>
-      <w:spacing w:after="0" w:before="40"/>
+      <w:spacing w:after="0" w:before="60"/>
       <w:outlineLvl w:val="5"/>
     </w:pPr>
     <w:rPr>
@@ -12462,7 +12467,7 @@
     <w:pPr>
       <w:keepNext/>
       <w:keepLines/>
-      <w:spacing w:after="0" w:before="40"/>
+      <w:spacing w:after="0" w:before="60"/>
       <w:outlineLvl w:val="6"/>
     </w:pPr>
     <w:rPr>
@@ -12483,7 +12488,7 @@
     <w:pPr>
       <w:keepNext/>
       <w:keepLines/>
-      <w:spacing w:after="0"/>
+      <w:spacing w:after="0" w:before="60"/>
       <w:outlineLvl w:val="7"/>
     </w:pPr>
     <w:rPr>
@@ -12506,7 +12511,7 @@
     <w:pPr>
       <w:keepNext/>
       <w:keepLines/>
-      <w:spacing w:after="0"/>
+      <w:spacing w:after="0" w:before="60"/>
       <w:outlineLvl w:val="8"/>
     </w:pPr>
     <w:rPr>
@@ -12641,7 +12646,7 @@
     <w:unhideWhenUsed/>
     <w:qFormat/>
     <w:pPr>
-      <w:spacing w:after="50" w:before="50"/>
+      <w:spacing w:after="50" w:before="0"/>
       <w:ind w:firstLine="0" w:left="480" w:right="480"/>
     </w:pPr>
   </w:style>
@@ -12661,7 +12666,7 @@
     <w:unhideWhenUsed/>
     <w:qFormat/>
     <w:pPr>
-      <w:spacing w:after="100" w:before="100"/>
+      <w:spacing w:after="100" w:before="0"/>
       <w:ind w:firstLine="0" w:left="480" w:right="480"/>
     </w:pPr>
   </w:style>
@@ -12708,7 +12713,7 @@
     <w:pPr>
       <w:keepNext/>
       <w:keepLines/>
-      <w:spacing w:after="0"/>
+      <w:spacing w:after="0" w:before="0"/>
     </w:pPr>
     <w:rPr>
       <w:b/>
@@ -12733,6 +12738,7 @@
     <w:name w:val="Table Caption"/>
     <w:basedOn w:val="Caption"/>
     <w:pPr>
+      <w:spacing w:before="0"/>
       <w:keepNext/>
     </w:pPr>
   </w:style>
@@ -12748,6 +12754,7 @@
     <w:name w:val="Captioned Figure"/>
     <w:basedOn w:val="Figure"/>
     <w:pPr>
+      <w:spacing w:before="0"/>
       <w:keepNext/>
     </w:pPr>
   </w:style>
@@ -12790,7 +12797,7 @@
     <w:unhideWhenUsed/>
     <w:qFormat/>
     <w:pPr>
-      <w:spacing w:before="240" w:line="259" w:lineRule="auto"/>
+      <w:spacing w:before="0" w:line="259" w:lineRule="auto"/>
       <w:outlineLvl w:val="9"/>
     </w:pPr>
     <w:rPr>

--- a/docs/content/linear_mixed_models/linear_mixed_models_lecture.docx
+++ b/docs/content/linear_mixed_models/linear_mixed_models_lecture.docx
@@ -11412,349 +11412,6 @@
       </w:tr>
     </w:tbl>
     <w:bookmarkEnd w:id="95"/>
-    <w:bookmarkStart w:id="98" w:name="getting-unstuck"/>
-    <w:p>
-      <w:pPr>
-        <w:pStyle w:val="Heading2"/>
-      </w:pPr>
-      <w:r>
-        <w:t xml:space="preserve">Getting unstuck</w:t>
-      </w:r>
-    </w:p>
-    <w:p>
-      <w:pPr>
-        <w:pStyle w:val="FirstParagraph"/>
-      </w:pPr>
-      <w:r>
-        <w:t xml:space="preserve">When code breaks — and it will, that is normal:</w:t>
-      </w:r>
-    </w:p>
-    <w:p>
-      <w:pPr>
-        <w:pStyle w:val="Compact"/>
-        <w:numPr>
-          <w:ilvl w:val="0"/>
-          <w:numId w:val="1008"/>
-        </w:numPr>
-      </w:pPr>
-      <w:r>
-        <w:t xml:space="preserve">Read the</w:t>
-      </w:r>
-      <w:r>
-        <w:t xml:space="preserve"> </w:t>
-      </w:r>
-      <w:r>
-        <w:rPr>
-          <w:b/>
-          <w:bCs/>
-        </w:rPr>
-        <w:t xml:space="preserve">error message</w:t>
-      </w:r>
-      <w:r>
-        <w:t xml:space="preserve"> </w:t>
-      </w:r>
-      <w:r>
-        <w:t xml:space="preserve">out loud; it usually names the line</w:t>
-      </w:r>
-    </w:p>
-    <w:p>
-      <w:pPr>
-        <w:pStyle w:val="Compact"/>
-        <w:numPr>
-          <w:ilvl w:val="0"/>
-          <w:numId w:val="1008"/>
-        </w:numPr>
-      </w:pPr>
-      <w:r>
-        <w:t xml:space="preserve">Check the usual suspects: is the grouping variable a</w:t>
-      </w:r>
-      <w:r>
-        <w:t xml:space="preserve"> </w:t>
-      </w:r>
-      <w:r>
-        <w:rPr>
-          <w:b/>
-          <w:bCs/>
-        </w:rPr>
-        <w:t xml:space="preserve">factor</w:t>
-      </w:r>
-      <w:r>
-        <w:t xml:space="preserve">? Is</w:t>
-      </w:r>
-      <w:r>
-        <w:t xml:space="preserve"> </w:t>
-      </w:r>
-      <w:r>
-        <w:rPr>
-          <w:rStyle w:val="VerbatimChar"/>
-        </w:rPr>
-        <w:t xml:space="preserve">lmerTest</w:t>
-      </w:r>
-      <w:r>
-        <w:t xml:space="preserve"> </w:t>
-      </w:r>
-      <w:r>
-        <w:t xml:space="preserve">loaded (plain</w:t>
-      </w:r>
-      <w:r>
-        <w:t xml:space="preserve"> </w:t>
-      </w:r>
-      <w:r>
-        <w:rPr>
-          <w:rStyle w:val="VerbatimChar"/>
-        </w:rPr>
-        <w:t xml:space="preserve">lme4</w:t>
-      </w:r>
-      <w:r>
-        <w:t xml:space="preserve"> </w:t>
-      </w:r>
-      <w:r>
-        <w:t xml:space="preserve">gives no p-values on purpose)? Are you calling</w:t>
-      </w:r>
-      <w:r>
-        <w:t xml:space="preserve"> </w:t>
-      </w:r>
-      <w:r>
-        <w:rPr>
-          <w:rStyle w:val="VerbatimChar"/>
-        </w:rPr>
-        <w:t xml:space="preserve">car::Anova()</w:t>
-      </w:r>
-      <w:r>
-        <w:t xml:space="preserve"> </w:t>
-      </w:r>
-      <w:r>
-        <w:t xml:space="preserve">on the model rather than</w:t>
-      </w:r>
-      <w:r>
-        <w:t xml:space="preserve"> </w:t>
-      </w:r>
-      <w:r>
-        <w:rPr>
-          <w:rStyle w:val="VerbatimChar"/>
-        </w:rPr>
-        <w:t xml:space="preserve">anova()</w:t>
-      </w:r>
-      <w:r>
-        <w:t xml:space="preserve">?</w:t>
-      </w:r>
-    </w:p>
-    <w:p>
-      <w:pPr>
-        <w:pStyle w:val="Compact"/>
-        <w:numPr>
-          <w:ilvl w:val="0"/>
-          <w:numId w:val="1008"/>
-        </w:numPr>
-      </w:pPr>
-      <w:r>
-        <w:rPr>
-          <w:b/>
-          <w:bCs/>
-        </w:rPr>
-        <w:t xml:space="preserve">“boundary (singular) fit”</w:t>
-      </w:r>
-      <w:r>
-        <w:t xml:space="preserve"> </w:t>
-      </w:r>
-      <w:r>
-        <w:t xml:space="preserve">→ your random structure is too complex for the data, or that variance really is zero</w:t>
-      </w:r>
-    </w:p>
-    <w:p>
-      <w:pPr>
-        <w:pStyle w:val="Compact"/>
-        <w:numPr>
-          <w:ilvl w:val="0"/>
-          <w:numId w:val="1008"/>
-        </w:numPr>
-      </w:pPr>
-      <w:r>
-        <w:rPr>
-          <w:b/>
-          <w:bCs/>
-        </w:rPr>
-        <w:t xml:space="preserve">“Model failed to converge”</w:t>
-      </w:r>
-      <w:r>
-        <w:t xml:space="preserve"> </w:t>
-      </w:r>
-      <w:r>
-        <w:t xml:space="preserve">→ try</w:t>
-      </w:r>
-      <w:r>
-        <w:t xml:space="preserve"> </w:t>
-      </w:r>
-      <w:r>
-        <w:rPr>
-          <w:rStyle w:val="VerbatimChar"/>
-        </w:rPr>
-        <w:t xml:space="preserve">control = lmerControl(optimizer = "bobyqa")</w:t>
-      </w:r>
-      <w:r>
-        <w:t xml:space="preserve">, as we did here, or simplify the random effects</w:t>
-      </w:r>
-    </w:p>
-    <w:p>
-      <w:pPr>
-        <w:pStyle w:val="Compact"/>
-        <w:numPr>
-          <w:ilvl w:val="0"/>
-          <w:numId w:val="1008"/>
-        </w:numPr>
-      </w:pPr>
-      <w:r>
-        <w:t xml:space="preserve">Bring the</w:t>
-      </w:r>
-      <w:r>
-        <w:t xml:space="preserve"> </w:t>
-      </w:r>
-      <w:r>
-        <w:rPr>
-          <w:b/>
-          <w:bCs/>
-        </w:rPr>
-        <w:t xml:space="preserve">exact error</w:t>
-      </w:r>
-      <w:r>
-        <w:t xml:space="preserve"> </w:t>
-      </w:r>
-      <w:r>
-        <w:t xml:space="preserve">(copy-paste it) to class or office hours</w:t>
-      </w:r>
-    </w:p>
-    <w:tbl>
-      <w:tblPr>
-        <w:tblStyle w:val="Table"/>
-        <w:tblLook w:firstRow="0" w:lastRow="0" w:firstColumn="0" w:lastColumn="0" w:noHBand="0" w:noVBand="0" w:val="0000"/>
-        <w:tblBorders>
-          <w:top w:val="single" w:sz="4" w:space="0" w:color="0758E5"/>
-          <w:left w:val="single" w:sz="24" w:space="0" w:color="0758E5"/>
-          <w:bottom w:val="single" w:sz="4" w:space="0" w:color="0758E5"/>
-          <w:right w:val="single" w:sz="4" w:space="0" w:color="0758E5"/>
-        </w:tblBorders>
-        <w:tblCellMar>
-          <w:left w:w="144" w:type="dxa"/>
-          <w:right w:w="144" w:type="dxa"/>
-        </w:tblCellMar>
-        <w:tblLook w:firstRow="0" w:lastRow="0" w:firstColumn="0" w:lastColumn="0" w:noHBand="0" w:noVBand="0" w:val="0000"/>
-      </w:tblPr>
-      <w:tr>
-        <w:trPr>
-          <w:cantSplit/>
-        </w:trPr>
-        <w:tc>
-          <w:tcPr>
-            <w:shd w:color="auto" w:fill="dae6fb" w:val="clear"/>
-            <w:tcMar>
-              <w:top w:w="92" w:type="dxa"/>
-              <w:bottom w:w="92" w:type="dxa"/>
-            </w:tcMar>
-          </w:tcPr>
-          <w:p>
-            <w:pPr>
-              <w:pStyle w:val="FirstParagraph"/>
-            </w:pPr>
-            <w:pPr>
-              <w:spacing w:before="0" w:after="0"/>
-              <w:textAlignment w:val="center"/>
-            </w:pPr>
-            <w:r>
-              <w:drawing>
-                <wp:inline>
-                  <wp:extent cx="152400" cy="152400"/>
-                  <wp:effectExtent b="0" l="0" r="0" t="0"/>
-                  <wp:docPr descr="" title="" id="96" name="Picture"/>
-                  <a:graphic>
-                    <a:graphicData uri="http://schemas.openxmlformats.org/drawingml/2006/picture">
-                      <pic:pic>
-                        <pic:nvPicPr>
-                          <pic:cNvPr descr="/Applications/Positron.app/Contents/Resources/app/quarto/share/formats/docx/note.png" id="97" name="Picture"/>
-                          <pic:cNvPicPr>
-                            <a:picLocks noChangeArrowheads="1" noChangeAspect="1"/>
-                          </pic:cNvPicPr>
-                        </pic:nvPicPr>
-                        <pic:blipFill>
-                          <a:blip r:embed="rId9"/>
-                          <a:stretch>
-                            <a:fillRect/>
-                          </a:stretch>
-                        </pic:blipFill>
-                        <pic:spPr bwMode="auto">
-                          <a:xfrm>
-                            <a:off x="0" y="0"/>
-                            <a:ext cx="152400" cy="152400"/>
-                          </a:xfrm>
-                          <a:prstGeom prst="rect">
-                            <a:avLst/>
-                          </a:prstGeom>
-                          <a:noFill/>
-                          <a:ln w="9525">
-                            <a:noFill/>
-                            <a:headEnd/>
-                            <a:tailEnd/>
-                          </a:ln>
-                        </pic:spPr>
-                      </pic:pic>
-                    </a:graphicData>
-                  </a:graphic>
-                </wp:inline>
-              </w:drawing>
-            </w:r>
-            <w:r>
-              <w:t xml:space="preserve"> </w:t>
-            </w:r>
-            <w:r>
-              <w:t xml:space="preserve"> </w:t>
-            </w:r>
-            <w:r>
-              <w:t xml:space="preserve">Note</w:t>
-            </w:r>
-          </w:p>
-        </w:tc>
-      </w:tr>
-      <w:tr>
-        <w:trPr>
-          <w:cantSplit/>
-        </w:trPr>
-        <w:tc>
-          <w:tcPr>
-            <w:tcMar>
-              <w:top w:w="108" w:type="dxa"/>
-              <w:bottom w:w="108" w:type="dxa"/>
-            </w:tcMar>
-          </w:tcPr>
-          <w:p>
-            <w:pPr>
-              <w:pStyle w:val="BodyText"/>
-            </w:pPr>
-            <w:pPr>
-              <w:spacing w:before="16"/>
-            </w:pPr>
-            <w:r>
-              <w:rPr>
-                <w:b/>
-                <w:bCs/>
-              </w:rPr>
-              <w:t xml:space="preserve">✅ Key idea</w:t>
-            </w:r>
-          </w:p>
-          <w:p>
-            <w:pPr>
-              <w:pStyle w:val="BodyText"/>
-            </w:pPr>
-            <w:pPr>
-              <w:spacing w:after="16"/>
-            </w:pPr>
-            <w:r>
-              <w:t xml:space="preserve">Every working scientist googles error messages daily. Getting stuck is not failing — it is the job.</w:t>
-            </w:r>
-          </w:p>
-          <w:p/>
-        </w:tc>
-      </w:tr>
-    </w:tbl>
-    <w:bookmarkEnd w:id="98"/>
     <w:sectPr>
       <w:pgSz w:h="15840" w:w="12240"/>
       <w:pgMar w:bottom="720" w:footer="360" w:gutter="0" w:header="360" w:left="1008" w:right="720" w:top="720"/>
@@ -12105,36 +11762,6 @@
   </w:num>
   <w:num w:numId="1007">
     <w:abstractNumId w:val="991"/>
-  </w:num>
-  <w:num w:numId="1008">
-    <w:abstractNumId w:val="99411"/>
-    <w:lvlOverride w:ilvl="0">
-      <w:startOverride w:val="1"/>
-    </w:lvlOverride>
-    <w:lvlOverride w:ilvl="1">
-      <w:startOverride w:val="1"/>
-    </w:lvlOverride>
-    <w:lvlOverride w:ilvl="2">
-      <w:startOverride w:val="1"/>
-    </w:lvlOverride>
-    <w:lvlOverride w:ilvl="3">
-      <w:startOverride w:val="1"/>
-    </w:lvlOverride>
-    <w:lvlOverride w:ilvl="4">
-      <w:startOverride w:val="1"/>
-    </w:lvlOverride>
-    <w:lvlOverride w:ilvl="5">
-      <w:startOverride w:val="1"/>
-    </w:lvlOverride>
-    <w:lvlOverride w:ilvl="6">
-      <w:startOverride w:val="1"/>
-    </w:lvlOverride>
-    <w:lvlOverride w:ilvl="7">
-      <w:startOverride w:val="1"/>
-    </w:lvlOverride>
-    <w:lvlOverride w:ilvl="8">
-      <w:startOverride w:val="1"/>
-    </w:lvlOverride>
   </w:num>
 </w:numbering>
 </file>

--- a/docs/content/linear_mixed_models/linear_mixed_models_lecture.docx
+++ b/docs/content/linear_mixed_models/linear_mixed_models_lecture.docx
@@ -40,7 +40,7 @@
         <w:pStyle w:val="FirstParagraph"/>
       </w:pPr>
       <w:r>
-        <w:t xml:space="preserve">Covered last time — nested ANOVA, the traditional way:</w:t>
+        <w:t xml:space="preserve">Covered last time — generalized linear models:</w:t>
       </w:r>
     </w:p>
     <w:p>
@@ -52,7 +52,7 @@
         </w:numPr>
       </w:pPr>
       <w:r>
-        <w:t xml:space="preserve">Factorial vs. nested designs</w:t>
+        <w:t xml:space="preserve">The three elements of a GLM — distribution, predictors, link</w:t>
       </w:r>
     </w:p>
     <w:p>
@@ -64,7 +64,7 @@
         </w:numPr>
       </w:pPr>
       <w:r>
-        <w:t xml:space="preserve">The nested-design linear model and variance partitioning</w:t>
+        <w:t xml:space="preserve">Poisson and negative binomial for counts; overdispersion</w:t>
       </w:r>
     </w:p>
     <w:p>
@@ -76,7 +76,15 @@
         </w:numPr>
       </w:pPr>
       <w:r>
-        <w:t xml:space="preserve">Fixed vs. random effects — B nested in A</w:t>
+        <w:t xml:space="preserve">Logistic regression and the odds ratio</w:t>
+      </w:r>
+    </w:p>
+    <w:p>
+      <w:pPr>
+        <w:pStyle w:val="FirstParagraph"/>
+      </w:pPr>
+      <w:r>
+        <w:t xml:space="preserve">Covered in week 9 — nested ANOVA, the traditional way:</w:t>
       </w:r>
     </w:p>
     <w:p>
@@ -84,7 +92,31 @@
         <w:pStyle w:val="Compact"/>
         <w:numPr>
           <w:ilvl w:val="0"/>
-          <w:numId w:val="1001"/>
+          <w:numId w:val="1002"/>
+        </w:numPr>
+      </w:pPr>
+      <w:r>
+        <w:t xml:space="preserve">Factorial vs. nested designs, and variance partitioning</w:t>
+      </w:r>
+    </w:p>
+    <w:p>
+      <w:pPr>
+        <w:pStyle w:val="Compact"/>
+        <w:numPr>
+          <w:ilvl w:val="0"/>
+          <w:numId w:val="1002"/>
+        </w:numPr>
+      </w:pPr>
+      <w:r>
+        <w:t xml:space="preserve">Fixed vs. random effects — B nested in A</w:t>
+      </w:r>
+    </w:p>
+    <w:p>
+      <w:pPr>
+        <w:pStyle w:val="Compact"/>
+        <w:numPr>
+          <w:ilvl w:val="0"/>
+          <w:numId w:val="1002"/>
         </w:numPr>
       </w:pPr>
       <w:r>
@@ -210,81 +242,141 @@
                 <w:b/>
                 <w:bCs/>
               </w:rPr>
-              <w:t xml:space="preserve">✅ Key idea from last lecture</w:t>
+              <w:t xml:space="preserve">✅ Key idea we are building on</w:t>
             </w:r>
           </w:p>
           <w:p>
             <w:pPr>
               <w:pStyle w:val="BodyText"/>
             </w:pPr>
+            <w:r>
+              <w:rPr>
+                <w:rStyle w:val="VerbatimChar"/>
+              </w:rPr>
+              <w:t xml:space="preserve">patch</w:t>
+            </w:r>
+            <w:r>
+              <w:t xml:space="preserve"> </w:t>
+            </w:r>
+            <w:r>
+              <w:t xml:space="preserve">nested in</w:t>
+            </w:r>
+            <w:r>
+              <w:t xml:space="preserve"> </w:t>
+            </w:r>
+            <w:r>
+              <w:rPr>
+                <w:rStyle w:val="VerbatimChar"/>
+              </w:rPr>
+              <w:t xml:space="preserve">treat</w:t>
+            </w:r>
+            <w:r>
+              <w:t xml:space="preserve"> </w:t>
+            </w:r>
+            <w:r>
+              <w:t xml:space="preserve">needs the right error term —</w:t>
+            </w:r>
+            <w:r>
+              <w:t xml:space="preserve"> </w:t>
+            </w:r>
+            <w:r>
+              <w:rPr>
+                <w:rStyle w:val="VerbatimChar"/>
+              </w:rPr>
+              <w:t xml:space="preserve">MS_{patch(treat)}</w:t>
+            </w:r>
+            <w:r>
+              <w:t xml:space="preserve">,</w:t>
+            </w:r>
+            <w:r>
+              <w:t xml:space="preserve"> </w:t>
+            </w:r>
+            <w:r>
+              <w:t xml:space="preserve">not</w:t>
+            </w:r>
+            <w:r>
+              <w:t xml:space="preserve"> </w:t>
+            </w:r>
+            <w:r>
+              <w:rPr>
+                <w:rStyle w:val="VerbatimChar"/>
+              </w:rPr>
+              <w:t xml:space="preserve">MS_{resid}</w:t>
+            </w:r>
+            <w:r>
+              <w:t xml:space="preserve"> </w:t>
+            </w:r>
+            <w:r>
+              <w:t xml:space="preserve">— or the F-test for treatment is wrong. Today: the modern</w:t>
+            </w:r>
+            <w:r>
+              <w:t xml:space="preserve"> </w:t>
+            </w:r>
+            <w:r>
+              <w:t xml:space="preserve">alternative to specifying that error term by hand.</w:t>
+            </w:r>
+          </w:p>
+          <w:p>
+            <w:pPr>
+              <w:pStyle w:val="BodyText"/>
+            </w:pPr>
             <w:pPr>
               <w:spacing w:after="16"/>
             </w:pPr>
             <w:r>
+              <w:t xml:space="preserve">Last week changed the</w:t>
+            </w:r>
+            <w:r>
+              <w:t xml:space="preserve"> </w:t>
+            </w:r>
+            <w:r>
+              <w:rPr>
+                <w:i/>
+                <w:iCs/>
+              </w:rPr>
+              <w:t xml:space="preserve">distribution</w:t>
+            </w:r>
+            <w:r>
+              <w:t xml:space="preserve">; this week changes the</w:t>
+            </w:r>
+            <w:r>
+              <w:t xml:space="preserve"> </w:t>
+            </w:r>
+            <w:r>
+              <w:rPr>
+                <w:i/>
+                <w:iCs/>
+              </w:rPr>
+              <w:t xml:space="preserve">error</w:t>
+            </w:r>
+            <w:r>
+              <w:rPr>
+                <w:i/>
+                <w:iCs/>
+              </w:rPr>
+              <w:t xml:space="preserve"> </w:t>
+            </w:r>
+            <w:r>
+              <w:rPr>
+                <w:i/>
+                <w:iCs/>
+              </w:rPr>
+              <w:t xml:space="preserve">structure</w:t>
+            </w:r>
+            <w:r>
+              <w:t xml:space="preserve">. Put both together and you get</w:t>
+            </w:r>
+            <w:r>
+              <w:t xml:space="preserve"> </w:t>
+            </w:r>
+            <w:r>
               <w:rPr>
                 <w:rStyle w:val="VerbatimChar"/>
               </w:rPr>
-              <w:t xml:space="preserve">patch</w:t>
-            </w:r>
-            <w:r>
-              <w:t xml:space="preserve"> </w:t>
-            </w:r>
-            <w:r>
-              <w:t xml:space="preserve">nested in</w:t>
-            </w:r>
-            <w:r>
-              <w:t xml:space="preserve"> </w:t>
-            </w:r>
-            <w:r>
-              <w:rPr>
-                <w:rStyle w:val="VerbatimChar"/>
-              </w:rPr>
-              <w:t xml:space="preserve">treat</w:t>
-            </w:r>
-            <w:r>
-              <w:t xml:space="preserve"> </w:t>
-            </w:r>
-            <w:r>
-              <w:t xml:space="preserve">needs the right error term —</w:t>
-            </w:r>
-            <w:r>
-              <w:t xml:space="preserve"> </w:t>
-            </w:r>
-            <w:r>
-              <w:rPr>
-                <w:rStyle w:val="VerbatimChar"/>
-              </w:rPr>
-              <w:t xml:space="preserve">MS_{patch(treat)}</w:t>
-            </w:r>
-            <w:r>
-              <w:t xml:space="preserve">,</w:t>
-            </w:r>
-            <w:r>
-              <w:t xml:space="preserve"> </w:t>
-            </w:r>
-            <w:r>
-              <w:t xml:space="preserve">not</w:t>
-            </w:r>
-            <w:r>
-              <w:t xml:space="preserve"> </w:t>
-            </w:r>
-            <w:r>
-              <w:rPr>
-                <w:rStyle w:val="VerbatimChar"/>
-              </w:rPr>
-              <w:t xml:space="preserve">MS_{resid}</w:t>
-            </w:r>
-            <w:r>
-              <w:t xml:space="preserve"> </w:t>
-            </w:r>
-            <w:r>
-              <w:t xml:space="preserve">— or the F-test for treatment is wrong. Today: the modern</w:t>
-            </w:r>
-            <w:r>
-              <w:t xml:space="preserve"> </w:t>
-            </w:r>
-            <w:r>
-              <w:t xml:space="preserve">alternative to specifying that error term by hand.</w:t>
+              <w:t xml:space="preserve">glmer()</w:t>
+            </w:r>
+            <w:r>
+              <w:t xml:space="preserve">.</w:t>
             </w:r>
           </w:p>
           <w:p/>
@@ -415,7 +507,7 @@
               <w:spacing w:after="16"/>
             </w:pPr>
             <w:r>
-              <w:t xml:space="preserve">Same sea urchin grazing / algae cover dataset as last time — same</w:t>
+              <w:t xml:space="preserve">Same sea urchin grazing / algae cover dataset as week 9 — same</w:t>
             </w:r>
             <w:r>
               <w:t xml:space="preserve"> </w:t>
@@ -2054,7 +2146,7 @@
         <w:pStyle w:val="Compact"/>
         <w:numPr>
           <w:ilvl w:val="0"/>
-          <w:numId w:val="1002"/>
+          <w:numId w:val="1003"/>
         </w:numPr>
       </w:pPr>
       <w:r>
@@ -2105,7 +2197,7 @@
         <w:pStyle w:val="Compact"/>
         <w:numPr>
           <w:ilvl w:val="0"/>
-          <w:numId w:val="1002"/>
+          <w:numId w:val="1003"/>
         </w:numPr>
       </w:pPr>
       <w:r>
@@ -2141,7 +2233,7 @@
         <w:pStyle w:val="Compact"/>
         <w:numPr>
           <w:ilvl w:val="0"/>
-          <w:numId w:val="1002"/>
+          <w:numId w:val="1003"/>
         </w:numPr>
       </w:pPr>
       <w:r>
@@ -3729,7 +3821,7 @@
               <w:spacing w:after="16"/>
             </w:pPr>
             <w:r>
-              <w:t xml:space="preserve">An ICC near 0 would mean patches barely matter and ordinary ANOVA would have been fine. An ICC of 0.5 means ignoring patch would have been badly wrong — and last week’s naive model showed exactly how wrong (F = 16.1 instead of 2.7).</w:t>
+              <w:t xml:space="preserve">An ICC near 0 would mean patches barely matter and ordinary ANOVA would have been fine. An ICC of 0.5 means ignoring patch would have been badly wrong — and week 9’s naive model showed exactly how wrong (F = 16.1 instead of 2.7).</w:t>
             </w:r>
           </w:p>
           <w:p/>
@@ -3865,7 +3957,7 @@
               <w:pStyle w:val="Compact"/>
               <w:numPr>
                 <w:ilvl w:val="0"/>
-                <w:numId w:val="1003"/>
+                <w:numId w:val="1004"/>
               </w:numPr>
             </w:pPr>
             <w:r>
@@ -3886,7 +3978,7 @@
               <w:pStyle w:val="Compact"/>
               <w:numPr>
                 <w:ilvl w:val="0"/>
-                <w:numId w:val="1003"/>
+                <w:numId w:val="1004"/>
               </w:numPr>
             </w:pPr>
             <w:r>
@@ -3907,7 +3999,7 @@
               <w:pStyle w:val="Compact"/>
               <w:numPr>
                 <w:ilvl w:val="0"/>
-                <w:numId w:val="1003"/>
+                <w:numId w:val="1004"/>
               </w:numPr>
             </w:pPr>
             <w:r>
@@ -4378,275 +4470,11 @@
         <w:pStyle w:val="Compact"/>
         <w:numPr>
           <w:ilvl w:val="0"/>
-          <w:numId w:val="1004"/>
+          <w:numId w:val="1005"/>
         </w:numPr>
       </w:pPr>
       <w:r>
         <w:t xml:space="preserve">Accounts for the uncertainty in variance-component estimation</w:t>
-      </w:r>
-    </w:p>
-    <w:p>
-      <w:pPr>
-        <w:pStyle w:val="Compact"/>
-        <w:numPr>
-          <w:ilvl w:val="0"/>
-          <w:numId w:val="1004"/>
-        </w:numPr>
-      </w:pPr>
-      <w:r>
-        <w:t xml:space="preserve">More conservative (higher p-values)</w:t>
-      </w:r>
-    </w:p>
-    <w:p>
-      <w:pPr>
-        <w:pStyle w:val="Compact"/>
-        <w:numPr>
-          <w:ilvl w:val="0"/>
-          <w:numId w:val="1004"/>
-        </w:numPr>
-      </w:pPr>
-      <w:r>
-        <w:t xml:space="preserve">Better for small samples</w:t>
-      </w:r>
-    </w:p>
-    <w:p>
-      <w:pPr>
-        <w:pStyle w:val="SourceCode"/>
-      </w:pPr>
-      <w:r>
-        <w:rPr>
-          <w:rStyle w:val="CommentTok"/>
-        </w:rPr>
-        <w:t xml:space="preserve"># car::Anova uses Kenward-Roger denominator df for test.statistic = "F"</w:t>
-      </w:r>
-      <w:r>
-        <w:br/>
-      </w:r>
-      <w:r>
-        <w:rPr>
-          <w:rStyle w:val="CommentTok"/>
-        </w:rPr>
-        <w:t xml:space="preserve"># (that is what the printed header says -- there is no ddf argument here)</w:t>
-      </w:r>
-      <w:r>
-        <w:br/>
-      </w:r>
-      <w:r>
-        <w:rPr>
-          <w:rStyle w:val="NormalTok"/>
-        </w:rPr>
-        <w:t xml:space="preserve">u_anova_result </w:t>
-      </w:r>
-      <w:r>
-        <w:rPr>
-          <w:rStyle w:val="OtherTok"/>
-        </w:rPr>
-        <w:t xml:space="preserve">&lt;-</w:t>
-      </w:r>
-      <w:r>
-        <w:rPr>
-          <w:rStyle w:val="NormalTok"/>
-        </w:rPr>
-        <w:t xml:space="preserve"> </w:t>
-      </w:r>
-      <w:r>
-        <w:rPr>
-          <w:rStyle w:val="FunctionTok"/>
-        </w:rPr>
-        <w:t xml:space="preserve">Anova</w:t>
-      </w:r>
-      <w:r>
-        <w:rPr>
-          <w:rStyle w:val="NormalTok"/>
-        </w:rPr>
-        <w:t xml:space="preserve">(u_lmer_model, </w:t>
-      </w:r>
-      <w:r>
-        <w:rPr>
-          <w:rStyle w:val="AttributeTok"/>
-        </w:rPr>
-        <w:t xml:space="preserve">type =</w:t>
-      </w:r>
-      <w:r>
-        <w:rPr>
-          <w:rStyle w:val="NormalTok"/>
-        </w:rPr>
-        <w:t xml:space="preserve"> </w:t>
-      </w:r>
-      <w:r>
-        <w:rPr>
-          <w:rStyle w:val="DecValTok"/>
-        </w:rPr>
-        <w:t xml:space="preserve">3</w:t>
-      </w:r>
-      <w:r>
-        <w:rPr>
-          <w:rStyle w:val="NormalTok"/>
-        </w:rPr>
-        <w:t xml:space="preserve">, </w:t>
-      </w:r>
-      <w:r>
-        <w:rPr>
-          <w:rStyle w:val="AttributeTok"/>
-        </w:rPr>
-        <w:t xml:space="preserve">test.statistic =</w:t>
-      </w:r>
-      <w:r>
-        <w:rPr>
-          <w:rStyle w:val="NormalTok"/>
-        </w:rPr>
-        <w:t xml:space="preserve"> </w:t>
-      </w:r>
-      <w:r>
-        <w:rPr>
-          <w:rStyle w:val="StringTok"/>
-        </w:rPr>
-        <w:t xml:space="preserve">"F"</w:t>
-      </w:r>
-      <w:r>
-        <w:rPr>
-          <w:rStyle w:val="NormalTok"/>
-        </w:rPr>
-        <w:t xml:space="preserve">)</w:t>
-      </w:r>
-      <w:r>
-        <w:br/>
-      </w:r>
-      <w:r>
-        <w:rPr>
-          <w:rStyle w:val="FunctionTok"/>
-        </w:rPr>
-        <w:t xml:space="preserve">cat</w:t>
-      </w:r>
-      <w:r>
-        <w:rPr>
-          <w:rStyle w:val="NormalTok"/>
-        </w:rPr>
-        <w:t xml:space="preserve">(</w:t>
-      </w:r>
-      <w:r>
-        <w:rPr>
-          <w:rStyle w:val="StringTok"/>
-        </w:rPr>
-        <w:t xml:space="preserve">"Type III ANOVA with F test:</w:t>
-      </w:r>
-      <w:r>
-        <w:rPr>
-          <w:rStyle w:val="SpecialCharTok"/>
-        </w:rPr>
-        <w:t xml:space="preserve">\n\n</w:t>
-      </w:r>
-      <w:r>
-        <w:rPr>
-          <w:rStyle w:val="StringTok"/>
-        </w:rPr>
-        <w:t xml:space="preserve">"</w:t>
-      </w:r>
-      <w:r>
-        <w:rPr>
-          <w:rStyle w:val="NormalTok"/>
-        </w:rPr>
-        <w:t xml:space="preserve">)</w:t>
-      </w:r>
-      <w:r>
-        <w:br/>
-      </w:r>
-      <w:r>
-        <w:rPr>
-          <w:rStyle w:val="DocumentationTok"/>
-        </w:rPr>
-        <w:t xml:space="preserve">## Type III ANOVA with F test:</w:t>
-      </w:r>
-      <w:r>
-        <w:br/>
-      </w:r>
-      <w:r>
-        <w:rPr>
-          <w:rStyle w:val="NormalTok"/>
-        </w:rPr>
-        <w:t xml:space="preserve">u_anova_result</w:t>
-      </w:r>
-      <w:r>
-        <w:br/>
-      </w:r>
-      <w:r>
-        <w:rPr>
-          <w:rStyle w:val="DocumentationTok"/>
-        </w:rPr>
-        <w:t xml:space="preserve">## Analysis of Deviance Table (Type III Wald F tests with Kenward-Roger df)</w:t>
-      </w:r>
-      <w:r>
-        <w:br/>
-      </w:r>
-      <w:r>
-        <w:rPr>
-          <w:rStyle w:val="DocumentationTok"/>
-        </w:rPr>
-        <w:t xml:space="preserve">## </w:t>
-      </w:r>
-      <w:r>
-        <w:br/>
-      </w:r>
-      <w:r>
-        <w:rPr>
-          <w:rStyle w:val="DocumentationTok"/>
-        </w:rPr>
-        <w:t xml:space="preserve">## Response: algae</w:t>
-      </w:r>
-      <w:r>
-        <w:br/>
-      </w:r>
-      <w:r>
-        <w:rPr>
-          <w:rStyle w:val="DocumentationTok"/>
-        </w:rPr>
-        <w:t xml:space="preserve">##                   F Df Df.res   Pr(&gt;F)   </w:t>
-      </w:r>
-      <w:r>
-        <w:br/>
-      </w:r>
-      <w:r>
-        <w:rPr>
-          <w:rStyle w:val="DocumentationTok"/>
-        </w:rPr>
-        <w:t xml:space="preserve">## (Intercept) 18.5551  1     12 0.001018 **</w:t>
-      </w:r>
-      <w:r>
-        <w:br/>
-      </w:r>
-      <w:r>
-        <w:rPr>
-          <w:rStyle w:val="DocumentationTok"/>
-        </w:rPr>
-        <w:t xml:space="preserve">## treat        2.7171  3     12 0.091262 . </w:t>
-      </w:r>
-      <w:r>
-        <w:br/>
-      </w:r>
-      <w:r>
-        <w:rPr>
-          <w:rStyle w:val="DocumentationTok"/>
-        </w:rPr>
-        <w:t xml:space="preserve">## ---</w:t>
-      </w:r>
-      <w:r>
-        <w:br/>
-      </w:r>
-      <w:r>
-        <w:rPr>
-          <w:rStyle w:val="DocumentationTok"/>
-        </w:rPr>
-        <w:t xml:space="preserve">## Signif. codes:  0 '***' 0.001 '**' 0.01 '*' 0.05 '.' 0.1 ' ' 1</w:t>
-      </w:r>
-    </w:p>
-    <w:bookmarkEnd w:id="45"/>
-    <w:bookmarkStart w:id="46" w:name="mixed-model-anova-method-2-chi-square"/>
-    <w:p>
-      <w:pPr>
-        <w:pStyle w:val="Heading2"/>
-      </w:pPr>
-      <w:r>
-        <w:t xml:space="preserve">Mixed-Model ANOVA — Method 2: Chi-Square</w:t>
       </w:r>
     </w:p>
     <w:p>
@@ -4658,7 +4486,7 @@
         </w:numPr>
       </w:pPr>
       <w:r>
-        <w:t xml:space="preserve">Assumes variance components are known (not estimated)</w:t>
+        <w:t xml:space="preserve">More conservative (higher p-values)</w:t>
       </w:r>
     </w:p>
     <w:p>
@@ -4670,7 +4498,247 @@
         </w:numPr>
       </w:pPr>
       <w:r>
-        <w:t xml:space="preserve">More liberal (lower p-values)</w:t>
+        <w:t xml:space="preserve">Better for small samples</w:t>
+      </w:r>
+    </w:p>
+    <w:p>
+      <w:pPr>
+        <w:pStyle w:val="SourceCode"/>
+      </w:pPr>
+      <w:r>
+        <w:rPr>
+          <w:rStyle w:val="CommentTok"/>
+        </w:rPr>
+        <w:t xml:space="preserve"># car::Anova uses Kenward-Roger denominator df for test.statistic = "F"</w:t>
+      </w:r>
+      <w:r>
+        <w:br/>
+      </w:r>
+      <w:r>
+        <w:rPr>
+          <w:rStyle w:val="CommentTok"/>
+        </w:rPr>
+        <w:t xml:space="preserve"># (that is what the printed header says -- there is no ddf argument here)</w:t>
+      </w:r>
+      <w:r>
+        <w:br/>
+      </w:r>
+      <w:r>
+        <w:rPr>
+          <w:rStyle w:val="NormalTok"/>
+        </w:rPr>
+        <w:t xml:space="preserve">u_anova_result </w:t>
+      </w:r>
+      <w:r>
+        <w:rPr>
+          <w:rStyle w:val="OtherTok"/>
+        </w:rPr>
+        <w:t xml:space="preserve">&lt;-</w:t>
+      </w:r>
+      <w:r>
+        <w:rPr>
+          <w:rStyle w:val="NormalTok"/>
+        </w:rPr>
+        <w:t xml:space="preserve"> </w:t>
+      </w:r>
+      <w:r>
+        <w:rPr>
+          <w:rStyle w:val="FunctionTok"/>
+        </w:rPr>
+        <w:t xml:space="preserve">Anova</w:t>
+      </w:r>
+      <w:r>
+        <w:rPr>
+          <w:rStyle w:val="NormalTok"/>
+        </w:rPr>
+        <w:t xml:space="preserve">(u_lmer_model, </w:t>
+      </w:r>
+      <w:r>
+        <w:rPr>
+          <w:rStyle w:val="AttributeTok"/>
+        </w:rPr>
+        <w:t xml:space="preserve">type =</w:t>
+      </w:r>
+      <w:r>
+        <w:rPr>
+          <w:rStyle w:val="NormalTok"/>
+        </w:rPr>
+        <w:t xml:space="preserve"> </w:t>
+      </w:r>
+      <w:r>
+        <w:rPr>
+          <w:rStyle w:val="DecValTok"/>
+        </w:rPr>
+        <w:t xml:space="preserve">3</w:t>
+      </w:r>
+      <w:r>
+        <w:rPr>
+          <w:rStyle w:val="NormalTok"/>
+        </w:rPr>
+        <w:t xml:space="preserve">, </w:t>
+      </w:r>
+      <w:r>
+        <w:rPr>
+          <w:rStyle w:val="AttributeTok"/>
+        </w:rPr>
+        <w:t xml:space="preserve">test.statistic =</w:t>
+      </w:r>
+      <w:r>
+        <w:rPr>
+          <w:rStyle w:val="NormalTok"/>
+        </w:rPr>
+        <w:t xml:space="preserve"> </w:t>
+      </w:r>
+      <w:r>
+        <w:rPr>
+          <w:rStyle w:val="StringTok"/>
+        </w:rPr>
+        <w:t xml:space="preserve">"F"</w:t>
+      </w:r>
+      <w:r>
+        <w:rPr>
+          <w:rStyle w:val="NormalTok"/>
+        </w:rPr>
+        <w:t xml:space="preserve">)</w:t>
+      </w:r>
+      <w:r>
+        <w:br/>
+      </w:r>
+      <w:r>
+        <w:rPr>
+          <w:rStyle w:val="FunctionTok"/>
+        </w:rPr>
+        <w:t xml:space="preserve">cat</w:t>
+      </w:r>
+      <w:r>
+        <w:rPr>
+          <w:rStyle w:val="NormalTok"/>
+        </w:rPr>
+        <w:t xml:space="preserve">(</w:t>
+      </w:r>
+      <w:r>
+        <w:rPr>
+          <w:rStyle w:val="StringTok"/>
+        </w:rPr>
+        <w:t xml:space="preserve">"Type III ANOVA with F test:</w:t>
+      </w:r>
+      <w:r>
+        <w:rPr>
+          <w:rStyle w:val="SpecialCharTok"/>
+        </w:rPr>
+        <w:t xml:space="preserve">\n\n</w:t>
+      </w:r>
+      <w:r>
+        <w:rPr>
+          <w:rStyle w:val="StringTok"/>
+        </w:rPr>
+        <w:t xml:space="preserve">"</w:t>
+      </w:r>
+      <w:r>
+        <w:rPr>
+          <w:rStyle w:val="NormalTok"/>
+        </w:rPr>
+        <w:t xml:space="preserve">)</w:t>
+      </w:r>
+      <w:r>
+        <w:br/>
+      </w:r>
+      <w:r>
+        <w:rPr>
+          <w:rStyle w:val="DocumentationTok"/>
+        </w:rPr>
+        <w:t xml:space="preserve">## Type III ANOVA with F test:</w:t>
+      </w:r>
+      <w:r>
+        <w:br/>
+      </w:r>
+      <w:r>
+        <w:rPr>
+          <w:rStyle w:val="NormalTok"/>
+        </w:rPr>
+        <w:t xml:space="preserve">u_anova_result</w:t>
+      </w:r>
+      <w:r>
+        <w:br/>
+      </w:r>
+      <w:r>
+        <w:rPr>
+          <w:rStyle w:val="DocumentationTok"/>
+        </w:rPr>
+        <w:t xml:space="preserve">## Analysis of Deviance Table (Type III Wald F tests with Kenward-Roger df)</w:t>
+      </w:r>
+      <w:r>
+        <w:br/>
+      </w:r>
+      <w:r>
+        <w:rPr>
+          <w:rStyle w:val="DocumentationTok"/>
+        </w:rPr>
+        <w:t xml:space="preserve">## </w:t>
+      </w:r>
+      <w:r>
+        <w:br/>
+      </w:r>
+      <w:r>
+        <w:rPr>
+          <w:rStyle w:val="DocumentationTok"/>
+        </w:rPr>
+        <w:t xml:space="preserve">## Response: algae</w:t>
+      </w:r>
+      <w:r>
+        <w:br/>
+      </w:r>
+      <w:r>
+        <w:rPr>
+          <w:rStyle w:val="DocumentationTok"/>
+        </w:rPr>
+        <w:t xml:space="preserve">##                   F Df Df.res   Pr(&gt;F)   </w:t>
+      </w:r>
+      <w:r>
+        <w:br/>
+      </w:r>
+      <w:r>
+        <w:rPr>
+          <w:rStyle w:val="DocumentationTok"/>
+        </w:rPr>
+        <w:t xml:space="preserve">## (Intercept) 18.5551  1     12 0.001018 **</w:t>
+      </w:r>
+      <w:r>
+        <w:br/>
+      </w:r>
+      <w:r>
+        <w:rPr>
+          <w:rStyle w:val="DocumentationTok"/>
+        </w:rPr>
+        <w:t xml:space="preserve">## treat        2.7171  3     12 0.091262 . </w:t>
+      </w:r>
+      <w:r>
+        <w:br/>
+      </w:r>
+      <w:r>
+        <w:rPr>
+          <w:rStyle w:val="DocumentationTok"/>
+        </w:rPr>
+        <w:t xml:space="preserve">## ---</w:t>
+      </w:r>
+      <w:r>
+        <w:br/>
+      </w:r>
+      <w:r>
+        <w:rPr>
+          <w:rStyle w:val="DocumentationTok"/>
+        </w:rPr>
+        <w:t xml:space="preserve">## Signif. codes:  0 '***' 0.001 '**' 0.01 '*' 0.05 '.' 0.1 ' ' 1</w:t>
+      </w:r>
+    </w:p>
+    <w:bookmarkEnd w:id="45"/>
+    <w:bookmarkStart w:id="46" w:name="mixed-model-anova-method-2-chi-square"/>
+    <w:p>
+      <w:pPr>
+        <w:pStyle w:val="Heading2"/>
+      </w:pPr>
+      <w:r>
+        <w:t xml:space="preserve">Mixed-Model ANOVA — Method 2: Chi-Square</w:t>
       </w:r>
     </w:p>
     <w:p>
@@ -4678,7 +4746,31 @@
         <w:pStyle w:val="Compact"/>
         <w:numPr>
           <w:ilvl w:val="0"/>
-          <w:numId w:val="1005"/>
+          <w:numId w:val="1006"/>
+        </w:numPr>
+      </w:pPr>
+      <w:r>
+        <w:t xml:space="preserve">Assumes variance components are known (not estimated)</w:t>
+      </w:r>
+    </w:p>
+    <w:p>
+      <w:pPr>
+        <w:pStyle w:val="Compact"/>
+        <w:numPr>
+          <w:ilvl w:val="0"/>
+          <w:numId w:val="1006"/>
+        </w:numPr>
+      </w:pPr>
+      <w:r>
+        <w:t xml:space="preserve">More liberal (lower p-values)</w:t>
+      </w:r>
+    </w:p>
+    <w:p>
+      <w:pPr>
+        <w:pStyle w:val="Compact"/>
+        <w:numPr>
+          <w:ilvl w:val="0"/>
+          <w:numId w:val="1006"/>
         </w:numPr>
       </w:pPr>
       <w:r>
@@ -5098,7 +5190,7 @@
         <w:pStyle w:val="Compact"/>
         <w:numPr>
           <w:ilvl w:val="0"/>
-          <w:numId w:val="1006"/>
+          <w:numId w:val="1007"/>
         </w:numPr>
       </w:pPr>
       <m:oMath>
@@ -5118,7 +5210,7 @@
         <w:pStyle w:val="Compact"/>
         <w:numPr>
           <w:ilvl w:val="0"/>
-          <w:numId w:val="1006"/>
+          <w:numId w:val="1007"/>
         </w:numPr>
       </w:pPr>
       <m:oMath>
@@ -5147,7 +5239,7 @@
         <w:pStyle w:val="Compact"/>
         <w:numPr>
           <w:ilvl w:val="0"/>
-          <w:numId w:val="1006"/>
+          <w:numId w:val="1007"/>
         </w:numPr>
       </w:pPr>
       <m:oMath>
@@ -5197,7 +5289,7 @@
         <w:pStyle w:val="Compact"/>
         <w:numPr>
           <w:ilvl w:val="0"/>
-          <w:numId w:val="1006"/>
+          <w:numId w:val="1007"/>
         </w:numPr>
       </w:pPr>
       <m:oMath>
@@ -10341,7 +10433,7 @@
         <w:pStyle w:val="Compact"/>
         <w:numPr>
           <w:ilvl w:val="0"/>
-          <w:numId w:val="1007"/>
+          <w:numId w:val="1008"/>
         </w:numPr>
       </w:pPr>
       <w:r>
@@ -10395,7 +10487,7 @@
         <w:pStyle w:val="Compact"/>
         <w:numPr>
           <w:ilvl w:val="0"/>
-          <w:numId w:val="1007"/>
+          <w:numId w:val="1008"/>
         </w:numPr>
       </w:pPr>
       <w:r>
@@ -10439,7 +10531,7 @@
         <w:pStyle w:val="Compact"/>
         <w:numPr>
           <w:ilvl w:val="0"/>
-          <w:numId w:val="1007"/>
+          <w:numId w:val="1008"/>
         </w:numPr>
       </w:pPr>
       <w:r>
@@ -10482,7 +10574,7 @@
         <w:pStyle w:val="Compact"/>
         <w:numPr>
           <w:ilvl w:val="0"/>
-          <w:numId w:val="1007"/>
+          <w:numId w:val="1008"/>
         </w:numPr>
       </w:pPr>
       <w:r>
@@ -10510,7 +10602,7 @@
         <w:pStyle w:val="Compact"/>
         <w:numPr>
           <w:ilvl w:val="0"/>
-          <w:numId w:val="1007"/>
+          <w:numId w:val="1008"/>
         </w:numPr>
       </w:pPr>
       <w:r>
@@ -10538,7 +10630,7 @@
         <w:pStyle w:val="Compact"/>
         <w:numPr>
           <w:ilvl w:val="0"/>
-          <w:numId w:val="1007"/>
+          <w:numId w:val="1008"/>
         </w:numPr>
       </w:pPr>
       <w:r>
@@ -11722,6 +11814,9 @@
     <w:abstractNumId w:val="991"/>
   </w:num>
   <w:num w:numId="1003">
+    <w:abstractNumId w:val="991"/>
+  </w:num>
+  <w:num w:numId="1004">
     <w:abstractNumId w:val="99411"/>
     <w:lvlOverride w:ilvl="0">
       <w:startOverride w:val="1"/>
@@ -11751,9 +11846,6 @@
       <w:startOverride w:val="1"/>
     </w:lvlOverride>
   </w:num>
-  <w:num w:numId="1004">
-    <w:abstractNumId w:val="991"/>
-  </w:num>
   <w:num w:numId="1005">
     <w:abstractNumId w:val="991"/>
   </w:num>
@@ -11761,6 +11853,9 @@
     <w:abstractNumId w:val="991"/>
   </w:num>
   <w:num w:numId="1007">
+    <w:abstractNumId w:val="991"/>
+  </w:num>
+  <w:num w:numId="1008">
     <w:abstractNumId w:val="991"/>
   </w:num>
 </w:numbering>
